--- a/report.docx
+++ b/report.docx
@@ -2,13 +2,7 @@
 <file path=word/document.xml><?xml version="1.0" encoding="utf-8"?>
 <w:document xmlns:wpc="http://schemas.microsoft.com/office/word/2010/wordprocessingCanvas" xmlns:cx="http://schemas.microsoft.com/office/drawing/2014/chartex" xmlns:cx1="http://schemas.microsoft.com/office/drawing/2015/9/8/chartex" xmlns:cx2="http://schemas.microsoft.com/office/drawing/2015/10/21/chartex" xmlns:cx3="http://schemas.microsoft.com/office/drawing/2016/5/9/chartex" xmlns:cx4="http://schemas.microsoft.com/office/drawing/2016/5/10/chartex" xmlns:cx5="http://schemas.microsoft.com/office/drawing/2016/5/11/chartex" xmlns:cx6="http://schemas.microsoft.com/office/drawing/2016/5/12/chartex" xmlns:cx7="http://schemas.microsoft.com/office/drawing/2016/5/13/chartex" xmlns:cx8="http://schemas.microsoft.com/office/drawing/2016/5/14/chartex" xmlns:mc="http://schemas.openxmlformats.org/markup-compatibility/2006" xmlns:aink="http://schemas.microsoft.com/office/drawing/2016/ink" xmlns:am3d="http://schemas.microsoft.com/office/drawing/2017/model3d" xmlns:o="urn:schemas-microsoft-com:office:office" xmlns:oel="http://schemas.microsoft.com/office/2019/extlst" xmlns:r="http://schemas.openxmlformats.org/officeDocument/2006/relationships" xmlns:m="http://schemas.openxmlformats.org/officeDocument/2006/math" xmlns:v="urn:schemas-microsoft-com:vml" xmlns:wp14="http://schemas.microsoft.com/office/word/2010/wordprocessingDrawing" xmlns:wp="http://schemas.openxmlformats.org/drawingml/2006/wordprocessingDrawing" xmlns:w10="urn:schemas-microsoft-com:office:word" xmlns:w="http://schemas.openxmlformats.org/wordprocessingml/2006/main" xmlns:w14="http://schemas.microsoft.com/office/word/2010/wordml" xmlns:w15="http://schemas.microsoft.com/office/word/2012/wordml" xmlns:w16cex="http://schemas.microsoft.com/office/word/2018/wordml/cex" xmlns:w16cid="http://schemas.microsoft.com/office/word/2016/wordml/cid" xmlns:w16="http://schemas.microsoft.com/office/word/2018/wordml" xmlns:w16du="http://schemas.microsoft.com/office/word/2023/wordml/word16du" xmlns:w16sdtdh="http://schemas.microsoft.com/office/word/2020/wordml/sdtdatahash" xmlns:w16sdtfl="http://schemas.microsoft.com/office/word/2024/wordml/sdtformatlock" xmlns:w16se="http://schemas.microsoft.com/office/word/2015/wordml/symex" xmlns:wpg="http://schemas.microsoft.com/office/word/2010/wordprocessingGroup" xmlns:wpi="http://schemas.microsoft.com/office/word/2010/wordprocessingInk" xmlns:wne="http://schemas.microsoft.com/office/word/2006/wordml" xmlns:wps="http://schemas.microsoft.com/office/word/2010/wordprocessingShape" mc:Ignorable="w14 w15 w16se w16cid w16 w16cex w16sdtdh w16sdtfl w16du wp14">
   <w:body>
-    <w:p>
-      <w:pPr>
-        <w:rPr>
-          <w:rFonts w:hint="eastAsia"/>
-        </w:rPr>
-      </w:pPr>
-    </w:p>
+    <w:p/>
     <w:tbl>
       <w:tblPr>
         <w:tblW w:w="0" w:type="auto"/>
@@ -1118,7 +1112,6 @@
     <w:p>
       <w:pPr>
         <w:rPr>
-          <w:rFonts w:hint="eastAsia"/>
           <w:b/>
           <w:bCs/>
         </w:rPr>
@@ -2189,7 +2182,6 @@
         <w:spacing w:after="120" w:line="360" w:lineRule="auto"/>
         <w:jc w:val="center"/>
         <w:rPr>
-          <w:rFonts w:hint="eastAsia"/>
           <w:sz w:val="24"/>
         </w:rPr>
       </w:pPr>
@@ -3813,7 +3805,6 @@
         <w:spacing w:after="120" w:line="360" w:lineRule="auto"/>
         <w:jc w:val="center"/>
         <w:rPr>
-          <w:rFonts w:hint="eastAsia"/>
           <w:sz w:val="24"/>
         </w:rPr>
       </w:pPr>
@@ -8486,8 +8477,16 @@
             <w:tcW w:w="1814" w:type="dxa"/>
           </w:tcPr>
           <w:p>
+            <w:pPr>
+              <w:rPr>
+                <w:rFonts w:hint="eastAsia"/>
+              </w:rPr>
+            </w:pPr>
             <w:r>
-              <w:t>—</w:t>
+              <w:rPr>
+                <w:rFonts w:hint="eastAsia"/>
+              </w:rPr>
+              <w:t>0.8993</w:t>
             </w:r>
           </w:p>
         </w:tc>
@@ -9200,12 +9199,21 @@
         </w:rPr>
         <w:t>，</w:t>
       </w:r>
-      <w:r>
-        <w:rPr>
-          <w:sz w:val="24"/>
-          <w:szCs w:val="32"/>
-        </w:rPr>
-        <w:t xml:space="preserve">LightGBM </w:t>
+      <w:proofErr w:type="spellStart"/>
+      <w:r>
+        <w:rPr>
+          <w:sz w:val="24"/>
+          <w:szCs w:val="32"/>
+        </w:rPr>
+        <w:t>LightGBM</w:t>
+      </w:r>
+      <w:proofErr w:type="spellEnd"/>
+      <w:r>
+        <w:rPr>
+          <w:sz w:val="24"/>
+          <w:szCs w:val="32"/>
+        </w:rPr>
+        <w:t xml:space="preserve"> </w:t>
       </w:r>
       <w:r>
         <w:rPr>
@@ -9284,12 +9292,21 @@
         </w:rPr>
         <w:t>；</w:t>
       </w:r>
-      <w:r>
-        <w:rPr>
-          <w:sz w:val="24"/>
-          <w:szCs w:val="32"/>
-        </w:rPr>
-        <w:t xml:space="preserve">LightGBM </w:t>
+      <w:proofErr w:type="spellStart"/>
+      <w:r>
+        <w:rPr>
+          <w:sz w:val="24"/>
+          <w:szCs w:val="32"/>
+        </w:rPr>
+        <w:t>LightGBM</w:t>
+      </w:r>
+      <w:proofErr w:type="spellEnd"/>
+      <w:r>
+        <w:rPr>
+          <w:sz w:val="24"/>
+          <w:szCs w:val="32"/>
+        </w:rPr>
+        <w:t xml:space="preserve"> </w:t>
       </w:r>
       <w:r>
         <w:rPr>
@@ -9324,7 +9341,42 @@
           <w:sz w:val="24"/>
           <w:szCs w:val="32"/>
         </w:rPr>
-        <w:t>生长，在相同特征工程条件下取得了最优的交叉验证表现。</w:t>
+        <w:t>生长，</w:t>
+      </w:r>
+      <w:r>
+        <w:rPr>
+          <w:sz w:val="24"/>
+          <w:szCs w:val="32"/>
+        </w:rPr>
+        <w:t xml:space="preserve">R² </w:t>
+      </w:r>
+      <w:r>
+        <w:rPr>
+          <w:sz w:val="24"/>
+          <w:szCs w:val="32"/>
+        </w:rPr>
+        <w:t>达到</w:t>
+      </w:r>
+      <w:r>
+        <w:rPr>
+          <w:sz w:val="24"/>
+          <w:szCs w:val="32"/>
+        </w:rPr>
+        <w:t xml:space="preserve"> 0.8993</w:t>
+      </w:r>
+      <w:r>
+        <w:rPr>
+          <w:sz w:val="24"/>
+          <w:szCs w:val="32"/>
+        </w:rPr>
+        <w:t>，</w:t>
+      </w:r>
+      <w:r>
+        <w:rPr>
+          <w:sz w:val="24"/>
+          <w:szCs w:val="32"/>
+        </w:rPr>
+        <w:t>在相同特征工程条件下取得了最优的交叉验证表现。</w:t>
       </w:r>
     </w:p>
     <w:p>
@@ -9986,8 +10038,8 @@
     </w:p>
     <w:p>
       <w:pPr>
-        <w:jc w:val="center"/>
-        <w:rPr>
+        <w:rPr>
+          <w:rFonts w:hint="eastAsia"/>
           <w:b/>
           <w:bCs/>
           <w:sz w:val="28"/>
@@ -10010,95 +10062,6 @@
       <w:pPr>
         <w:jc w:val="center"/>
         <w:rPr>
-          <w:b/>
-          <w:bCs/>
-          <w:sz w:val="28"/>
-          <w:szCs w:val="28"/>
-        </w:rPr>
-      </w:pPr>
-    </w:p>
-    <w:p>
-      <w:pPr>
-        <w:jc w:val="center"/>
-        <w:rPr>
-          <w:b/>
-          <w:bCs/>
-          <w:sz w:val="28"/>
-          <w:szCs w:val="28"/>
-        </w:rPr>
-      </w:pPr>
-    </w:p>
-    <w:p>
-      <w:pPr>
-        <w:jc w:val="center"/>
-        <w:rPr>
-          <w:b/>
-          <w:bCs/>
-          <w:sz w:val="28"/>
-          <w:szCs w:val="28"/>
-        </w:rPr>
-      </w:pPr>
-    </w:p>
-    <w:p>
-      <w:pPr>
-        <w:jc w:val="center"/>
-        <w:rPr>
-          <w:b/>
-          <w:bCs/>
-          <w:sz w:val="28"/>
-          <w:szCs w:val="28"/>
-        </w:rPr>
-      </w:pPr>
-    </w:p>
-    <w:p>
-      <w:pPr>
-        <w:jc w:val="center"/>
-        <w:rPr>
-          <w:b/>
-          <w:bCs/>
-          <w:sz w:val="28"/>
-          <w:szCs w:val="28"/>
-        </w:rPr>
-      </w:pPr>
-    </w:p>
-    <w:p>
-      <w:pPr>
-        <w:jc w:val="center"/>
-        <w:rPr>
-          <w:b/>
-          <w:bCs/>
-          <w:sz w:val="28"/>
-          <w:szCs w:val="28"/>
-        </w:rPr>
-      </w:pPr>
-    </w:p>
-    <w:p>
-      <w:pPr>
-        <w:jc w:val="center"/>
-        <w:rPr>
-          <w:b/>
-          <w:bCs/>
-          <w:sz w:val="28"/>
-          <w:szCs w:val="28"/>
-        </w:rPr>
-      </w:pPr>
-    </w:p>
-    <w:p>
-      <w:pPr>
-        <w:jc w:val="center"/>
-        <w:rPr>
-          <w:b/>
-          <w:bCs/>
-          <w:sz w:val="28"/>
-          <w:szCs w:val="28"/>
-        </w:rPr>
-      </w:pPr>
-    </w:p>
-    <w:p>
-      <w:pPr>
-        <w:jc w:val="center"/>
-        <w:rPr>
-          <w:rFonts w:hint="eastAsia"/>
           <w:b/>
           <w:bCs/>
           <w:sz w:val="28"/>
@@ -10143,7 +10106,7 @@
             <w:pPr>
               <w:jc w:val="distribute"/>
               <w:rPr>
-                <w:rFonts w:ascii="宋体" w:hAnsi="宋体" w:hint="eastAsia"/>
+                <w:rFonts w:ascii="宋体" w:hAnsi="宋体"/>
                 <w:b/>
                 <w:bCs/>
                 <w:sz w:val="28"/>
